--- a/ss/project/Petrovic_Leo_The-Role-of-Encryption-in-Data-Protection-in-Software-Systems.docx
+++ b/ss/project/Petrovic_Leo_The-Role-of-Encryption-in-Data-Protection-in-Software-Systems.docx
@@ -325,7 +325,33 @@
               <w:rPr>
                 <w:lang w:val="en-US"/>
               </w:rPr>
-              <w:t>ed: xx month 20xx</w:t>
+              <w:t xml:space="preserve">ed: xx </w:t>
+            </w:r>
+            <w:proofErr w:type="spellStart"/>
+            <w:r>
+              <w:rPr>
+                <w:lang w:val="en-US"/>
+              </w:rPr>
+              <w:t>mo</w:t>
+            </w:r>
+            <w:r>
+              <w:rPr>
+                <w:lang w:val="en-US"/>
+              </w:rPr>
+              <w:t>o</w:t>
+            </w:r>
+            <w:r>
+              <w:rPr>
+                <w:lang w:val="en-US"/>
+              </w:rPr>
+              <w:t>nth</w:t>
+            </w:r>
+            <w:proofErr w:type="spellEnd"/>
+            <w:r>
+              <w:rPr>
+                <w:lang w:val="en-US"/>
+              </w:rPr>
+              <w:t xml:space="preserve"> 20xx</w:t>
             </w:r>
           </w:p>
           <w:p>
@@ -625,7 +651,67 @@
         <w:rPr>
           <w:lang w:val="en-US"/>
         </w:rPr>
-        <w:t>Everyday examples show how ordinary encryption has become. HTTPS relies on Transport Layer Security (TLS) to protect web traffic between clients and servers, making online banking, shopping, and API communication practical on untrusted networks</w:t>
+        <w:t>Everyday examples show how ordinary encryption has become. HTTPS relies on Transport Layer Security (TLS)</w:t>
+      </w:r>
+      <w:r>
+        <w:rPr>
+          <w:lang w:val="en-US"/>
+        </w:rPr>
+        <w:t>, which</w:t>
+      </w:r>
+      <w:r>
+        <w:rPr>
+          <w:lang w:val="en-US"/>
+        </w:rPr>
+        <w:t xml:space="preserve"> protect</w:t>
+      </w:r>
+      <w:r>
+        <w:rPr>
+          <w:lang w:val="en-US"/>
+        </w:rPr>
+        <w:t>s</w:t>
+      </w:r>
+      <w:r>
+        <w:rPr>
+          <w:lang w:val="en-US"/>
+        </w:rPr>
+        <w:t xml:space="preserve"> web traffic between clients and servers, making </w:t>
+      </w:r>
+      <w:r>
+        <w:rPr>
+          <w:lang w:val="en-US"/>
+        </w:rPr>
+        <w:t xml:space="preserve">things like </w:t>
+      </w:r>
+      <w:r>
+        <w:rPr>
+          <w:lang w:val="en-US"/>
+        </w:rPr>
+        <w:t>online banking</w:t>
+      </w:r>
+      <w:r>
+        <w:rPr>
+          <w:lang w:val="en-US"/>
+        </w:rPr>
+        <w:t xml:space="preserve"> and </w:t>
+      </w:r>
+      <w:r>
+        <w:rPr>
+          <w:lang w:val="en-US"/>
+        </w:rPr>
+        <w:t xml:space="preserve">shopping </w:t>
+      </w:r>
+      <w:r>
+        <w:rPr>
+          <w:lang w:val="en-US"/>
+        </w:rPr>
+        <w:t xml:space="preserve">secure while staying practical </w:t>
+      </w:r>
+      <w:r>
+        <w:rPr>
+          <w:lang w:val="en-US"/>
+        </w:rPr>
+        <w:t>on untrusted networks</w:t>
       </w:r>
       <w:r>
         <w:rPr>
@@ -944,7 +1030,63 @@
         <w:rPr>
           <w:lang w:val="en-US"/>
         </w:rPr>
-        <w:t xml:space="preserve">. Plaintext is the original readable message, while ciphertext is the protected form that should appear meaningless without the correct key. The process can be written as </w:t>
+        <w:t xml:space="preserve">. Plaintext is the readable </w:t>
+      </w:r>
+      <w:proofErr w:type="gramStart"/>
+      <w:r>
+        <w:rPr>
+          <w:lang w:val="en-US"/>
+        </w:rPr>
+        <w:t>message</w:t>
+      </w:r>
+      <w:proofErr w:type="gramEnd"/>
+      <w:r>
+        <w:rPr>
+          <w:lang w:val="en-US"/>
+        </w:rPr>
+        <w:t xml:space="preserve"> which is intended for the recipient</w:t>
+      </w:r>
+      <w:r>
+        <w:rPr>
+          <w:lang w:val="en-US"/>
+        </w:rPr>
+        <w:t xml:space="preserve">, while ciphertext is the </w:t>
+      </w:r>
+      <w:r>
+        <w:rPr>
+          <w:lang w:val="en-US"/>
+        </w:rPr>
+        <w:t xml:space="preserve">encrypted </w:t>
+      </w:r>
+      <w:r>
+        <w:rPr>
+          <w:lang w:val="en-US"/>
+        </w:rPr>
+        <w:t xml:space="preserve">form that </w:t>
+      </w:r>
+      <w:r>
+        <w:rPr>
+          <w:lang w:val="en-US"/>
+        </w:rPr>
+        <w:t>usually</w:t>
+      </w:r>
+      <w:r>
+        <w:rPr>
+          <w:lang w:val="en-US"/>
+        </w:rPr>
+        <w:t xml:space="preserve"> appear</w:t>
+      </w:r>
+      <w:r>
+        <w:rPr>
+          <w:lang w:val="en-US"/>
+        </w:rPr>
+        <w:t>s</w:t>
+      </w:r>
+      <w:r>
+        <w:rPr>
+          <w:lang w:val="en-US"/>
+        </w:rPr>
+        <w:t xml:space="preserve"> meaningless without the correct key. The process can be written as </w:t>
       </w:r>
       <m:oMath>
         <m:r>
@@ -1092,19 +1234,49 @@
         <w:rPr>
           <w:lang w:val="en-US"/>
         </w:rPr>
-        <w:t>The first major type</w:t>
-      </w:r>
-      <w:r>
-        <w:rPr>
-          <w:lang w:val="en-US"/>
-        </w:rPr>
-        <w:t xml:space="preserve"> of encryption</w:t>
-      </w:r>
-      <w:r>
-        <w:rPr>
-          <w:lang w:val="en-US"/>
-        </w:rPr>
-        <w:t xml:space="preserve"> is symmetric encryption. In a symmetric system, the same secret key is used for encryption and decryption. This makes it fast and suitable for files, database pages, backups, or network traffic after a secure session has been established. The Advanced Encryption Standard (AES), standardized by NIST, is the most important modern example and supports key sizes of 128, 192, and 256 bits </w:t>
+        <w:t xml:space="preserve">The first </w:t>
+      </w:r>
+      <w:r>
+        <w:rPr>
+          <w:lang w:val="en-US"/>
+        </w:rPr>
+        <w:t xml:space="preserve">generic category </w:t>
+      </w:r>
+      <w:r>
+        <w:rPr>
+          <w:lang w:val="en-US"/>
+        </w:rPr>
+        <w:t>of encryption</w:t>
+      </w:r>
+      <w:r>
+        <w:rPr>
+          <w:lang w:val="en-US"/>
+        </w:rPr>
+        <w:t xml:space="preserve"> is symmetric encryption. In a symmetric system, the same secret key is used for encryption and decryption. This makes it fast and suitable for </w:t>
+      </w:r>
+      <w:r>
+        <w:rPr>
+          <w:lang w:val="en-US"/>
+        </w:rPr>
+        <w:t xml:space="preserve">static data, such as </w:t>
+      </w:r>
+      <w:r>
+        <w:rPr>
+          <w:lang w:val="en-US"/>
+        </w:rPr>
+        <w:t xml:space="preserve">files, database pages, </w:t>
+      </w:r>
+      <w:r>
+        <w:rPr>
+          <w:lang w:val="en-US"/>
+        </w:rPr>
+        <w:t xml:space="preserve">or </w:t>
+      </w:r>
+      <w:r>
+        <w:rPr>
+          <w:lang w:val="en-US"/>
+        </w:rPr>
+        <w:t xml:space="preserve">backups. The Advanced Encryption Standard (AES), standardized by NIST, is the most important modern example and supports key sizes of 128, 192, and 256 bits </w:t>
       </w:r>
       <w:sdt>
         <w:sdtPr>
@@ -1146,7 +1318,25 @@
         <w:rPr>
           <w:lang w:val="en-US"/>
         </w:rPr>
-        <w:t>The second major type is asymmetric, or public-key, cryptography. Instead of one shared secret, it uses a key pair: a public key that may be distributed</w:t>
+        <w:t xml:space="preserve">The </w:t>
+      </w:r>
+      <w:r>
+        <w:rPr>
+          <w:lang w:val="en-US"/>
+        </w:rPr>
+        <w:t>second generic category</w:t>
+      </w:r>
+      <w:r>
+        <w:rPr>
+          <w:lang w:val="en-US"/>
+        </w:rPr>
+        <w:t xml:space="preserve"> is asymmetric, or public-key, cryptography. Instead of one shared secret, it uses a key pair: a public key that </w:t>
+      </w:r>
+      <w:r>
+        <w:rPr>
+          <w:lang w:val="en-US"/>
+        </w:rPr>
+        <w:t>is intended to be shared</w:t>
       </w:r>
       <w:r>
         <w:rPr>
@@ -1306,14 +1496,14 @@
         <w:rPr>
           <w:lang w:val="en-US"/>
         </w:rPr>
-        <w:t xml:space="preserve"> Digital signatures, message authentication </w:t>
+        <w:t xml:space="preserve"> Digital signatures, message authentication codes, and cryptographic hashes therefore </w:t>
       </w:r>
       <w:r>
         <w:rPr>
           <w:lang w:val="en-US"/>
         </w:rPr>
         <w:lastRenderedPageBreak/>
-        <w:t xml:space="preserve">codes, and cryptographic hashes therefore complement encryption rather than replace it. This distinction also matters for passwords: a password database should normally store salted password hashes, not </w:t>
+        <w:t xml:space="preserve">complement encryption rather than replace it. This distinction also matters for passwords: a password database should normally store salted password hashes, not </w:t>
       </w:r>
       <w:r>
         <w:rPr>
@@ -2776,7 +2966,13 @@
         <w:pStyle w:val="Heading2"/>
       </w:pPr>
       <w:r>
-        <w:t>Historical and Modern Attacks — Lessons for Software</w:t>
+        <w:t xml:space="preserve">Historical and Modern Attacks </w:t>
+      </w:r>
+      <w:r>
+        <w:t>–</w:t>
+      </w:r>
+      <w:r>
+        <w:t xml:space="preserve"> Lessons for Software</w:t>
       </w:r>
     </w:p>
     <w:p>
@@ -2790,7 +2986,19 @@
         <w:rPr>
           <w:lang w:val="en-US"/>
         </w:rPr>
-        <w:t xml:space="preserve">The history of cryptanalysis shows that encryption strength is temporary unless systems are maintained. The Data Encryption Standard (DES), adopted in the 1970s, illustrates this lesson clearly. DES was designed for a different computing era and used a 56-bit key </w:t>
+        <w:t>The history of cryptanalysis shows that encryption strength is temporary unless systems are maintained. The Data Encryption Standard (DES</w:t>
+      </w:r>
+      <w:r>
+        <w:rPr>
+          <w:lang w:val="en-US"/>
+        </w:rPr>
+        <w:t>)</w:t>
+      </w:r>
+      <w:r>
+        <w:rPr>
+          <w:lang w:val="en-US"/>
+        </w:rPr>
+        <w:t xml:space="preserve">, adopted in the 1970s, illustrates this lesson clearly. DES was designed for a different computing era and used a 56-bit key </w:t>
       </w:r>
       <w:sdt>
         <w:sdtPr>
@@ -12481,14 +12689,20 @@
     <w:rsidRoot w:val="00010027"/>
     <w:rsid w:val="00010027"/>
     <w:rsid w:val="0003149B"/>
+    <w:rsid w:val="000E3251"/>
     <w:rsid w:val="000F060E"/>
     <w:rsid w:val="002E02A0"/>
     <w:rsid w:val="00363B51"/>
+    <w:rsid w:val="006155A3"/>
     <w:rsid w:val="0065544D"/>
+    <w:rsid w:val="006C6044"/>
+    <w:rsid w:val="006D6BF7"/>
+    <w:rsid w:val="0077622F"/>
     <w:rsid w:val="009D5A18"/>
     <w:rsid w:val="00B6437B"/>
     <w:rsid w:val="00D339E2"/>
     <w:rsid w:val="00E9492A"/>
+    <w:rsid w:val="00F032C8"/>
   </w:rsids>
   <m:mathPr>
     <m:mathFont m:val="Cambria Math"/>
